--- a/flow/20230927_hours/drafts/2024-09-u/29.09.docx
+++ b/flow/20230927_hours/drafts/2024-09-u/29.09.docx
@@ -2382,7 +2382,7 @@
           <w:rFonts w:ascii="Times New Roman" w:hAnsi="Times New Roman"/>
           <w:sz w:val="24"/>
         </w:rPr>
-        <w:t>Священник: Христос, що воскрес із мертвих, істинний Бог наш - молитвами пречистої Своєї Матері, святих славних і всехвальних апостолів, і святого, якого є храм, і преподобного отця нашого Киріака, самітника, і всіх святих - помилує і спасе нас як благий і людинолюбний.</w:t>
+        <w:t>Священник: Христос, що воскрес із мертвих, істинний Бог наш - молитвами пречистої Своєї Матері, святих славних і всехвальних апостолів, і святого, якого є храм,і преподобного отця нашого Киріака, самітника, і всіх святих - помилує і спасе нас як благий і людинолюбний.</w:t>
       </w:r>
     </w:p>
     <w:p>
@@ -5339,7 +5339,7 @@
           <w:rFonts w:ascii="Times New Roman" w:hAnsi="Times New Roman"/>
           <w:sz w:val="24"/>
         </w:rPr>
-        <w:t>Священник: Христос, що воскрес із мертвих, істинний Бог наш - молитвами пречистої Своєї Матері, святих славних і всехвальних апостолів, і святого, якого є храм, і преподобного отця нашого Киріака, самітника, і всіх святих - помилує і спасе нас як благий і людинолюбний.</w:t>
+        <w:t>Священник: Христос, що воскрес із мертвих, істинний Бог наш - молитвами пречистої Своєї Матері, святих славних і всехвальних апостолів, і святого, якого є храм,і преподобного отця нашого Киріака, самітника, і всіх святих - помилує і спасе нас як благий і людинолюбний.</w:t>
       </w:r>
     </w:p>
     <w:p>
@@ -7935,7 +7935,7 @@
           <w:rFonts w:ascii="Times New Roman" w:hAnsi="Times New Roman"/>
           <w:sz w:val="24"/>
         </w:rPr>
-        <w:t>Священник: Христос, що воскрес із мертвих, істинний Бог наш - молитвами пречистої Своєї Матері, святих славних і всехвальних апостолів, і святого, якого є храм, і преподобного отця нашого Киріака, самітника, і всіх святих - помилує і спасе нас як благий і людинолюбний.</w:t>
+        <w:t>Священник: Христос, що воскрес із мертвих, істинний Бог наш - молитвами пречистої Своєї Матері, святих славних і всехвальних апостолів, і святого, якого є храм,і преподобного отця нашого Киріака, самітника, і всіх святих - помилує і спасе нас як благий і людинолюбний.</w:t>
       </w:r>
     </w:p>
     <w:p>
@@ -10367,7 +10367,7 @@
           <w:rFonts w:ascii="Times New Roman" w:hAnsi="Times New Roman"/>
           <w:sz w:val="24"/>
         </w:rPr>
-        <w:t>Священник: Христос, що воскрес із мертвих, істинний Бог наш - молитвами пречистої Своєї Матері, святих славних і всехвальних апостолів, і святого, якого є храм, і преподобного отця нашого Киріака, самітника, і всіх святих - помилує і спасе нас як благий і людинолюбний.</w:t>
+        <w:t>Священник: Христос, що воскрес із мертвих, істинний Бог наш - молитвами пречистої Своєї Матері, святих славних і всехвальних апостолів, і святого, якого є храм,і преподобного отця нашого Киріака, самітника, і всіх святих - помилує і спасе нас як благий і людинолюбний.</w:t>
       </w:r>
     </w:p>
     <w:p>
